--- a/FYP_Datasets.docx
+++ b/FYP_Datasets.docx
@@ -7419,7 +7419,7 @@
                 <w:sz w:val="20"/>
                 <w:szCs w:val="20"/>
               </w:rPr>
-              <w:t xml:space="preserve">Fastest pretraining option for PPG-driven models. Saves weeks of preprocessing if scope is limited to non-invasive prediction (the Choe 2024 setting).</w:t>
+              <w:t>Fastest pretraining option for PPG-driven models. Saves weeks of preprocessing if scope is limited to non-invasive prediction (the Jeong 2024 setting).</w:t>
             </w:r>
           </w:p>
         </w:tc>
